--- a/Assets/Documentation/Reflective journal Game Poem 2.docx
+++ b/Assets/Documentation/Reflective journal Game Poem 2.docx
@@ -58,7 +58,13 @@
         <w:t>” which d</w:t>
       </w:r>
       <w:r>
-        <w:t>epicts two characters admiring the stars before those stars begin to slowly disappear, signifying that something sinister is about to unfold. The two share a short conversation with one another, sharing knowledge of space and appreciating the beauty of the night sky. This is reinforced in their emotional reactions of tearing up throughout the conversation. I appreciate this emotional response as I often feel the same when I look up at the night sky. I usually take the bins out at an unusually godly hour, but that time of night (or morning…) is so peaceful, with almost no light pollution. It’s at these moments where I just stop and gaze up at the night sky, breathe in the cool night air, and appreciate the stillness that surrounds me. Looking straight up at the night sky evokes a feeling of calmness in me, but also a slight unease as I begin to comprehend the vastness of space. It is incomprehensible and utterly awe inspiring.</w:t>
+        <w:t xml:space="preserve">epicts two characters admiring the stars before those stars begin to slowly disappear, signifying that something sinister is about to unfold. The two share a short conversation with one another, sharing knowledge of space and appreciating the beauty of the night sky. This is reinforced in their emotional reactions of tearing up throughout the conversation. I appreciate this emotional response as I often feel the same when I look up at the night sky. I usually take the bins out at an unusually </w:t>
+      </w:r>
+      <w:r>
+        <w:t>un</w:t>
+      </w:r>
+      <w:r>
+        <w:t>godly hour, but that time of night (or morning…) is so peaceful, with almost no light pollution. It’s at these moments where I just stop and gaze up at the night sky, breathe in the cool night air, and appreciate the stillness that surrounds me. Looking straight up at the night sky evokes a feeling of calmness in me, but also a slight unease as I begin to comprehend the vastness of space. It is incomprehensible and utterly awe inspiring.</w:t>
       </w:r>
     </w:p>
     <w:p>
@@ -125,7 +131,21 @@
           <w:rPr>
             <w:rStyle w:val="Hyperlink"/>
           </w:rPr>
-          <w:t>Goetz, Keltner and Simon-Thomas</w:t>
+          <w:t>Goetz, Keltner and Simon-T</w:t>
+        </w:r>
+        <w:bookmarkStart w:id="0" w:name="_GoBack"/>
+        <w:bookmarkEnd w:id="0"/>
+        <w:r>
+          <w:rPr>
+            <w:rStyle w:val="Hyperlink"/>
+          </w:rPr>
+          <w:t>h</w:t>
+        </w:r>
+        <w:r>
+          <w:rPr>
+            <w:rStyle w:val="Hyperlink"/>
+          </w:rPr>
+          <w:t>omas</w:t>
         </w:r>
       </w:hyperlink>
       <w:r>
@@ -245,6 +265,9 @@
     </w:p>
     <w:p>
       <w:r>
+        <w:rPr>
+          <w:noProof/>
+        </w:rPr>
         <w:drawing>
           <wp:inline distT="0" distB="0" distL="0" distR="0" wp14:anchorId="26661AE8" wp14:editId="26E7AF28">
             <wp:extent cx="5731510" cy="2367915"/>
@@ -292,8 +315,32 @@
       <w:r>
         <w:t>.</w:t>
       </w:r>
-      <w:bookmarkStart w:id="0" w:name="_GoBack"/>
-      <w:bookmarkEnd w:id="0"/>
+    </w:p>
+    <w:p>
+      <w:r>
+        <w:t>11/06/2026 9:19am</w:t>
+      </w:r>
+    </w:p>
+    <w:p>
+      <w:r>
+        <w:t>This morning I have been thinking about how to explicitly design for saudade</w:t>
+      </w:r>
+      <w:r>
+        <w:t xml:space="preserve"> and to integrate this into a moment to moment action. My first thoughts were in relation to tidying the house of the son’s toys scattered on the floor. While this is an action, I also feel like this doesn’t really touch on the idea of desiring something that can no longer exist. Maybe I can instead lean on trying to structure the house on a future that doesn’t exist instead. </w:t>
+      </w:r>
+      <w:proofErr w:type="gramStart"/>
+      <w:r>
+        <w:t>So</w:t>
+      </w:r>
+      <w:proofErr w:type="gramEnd"/>
+      <w:r>
+        <w:t xml:space="preserve"> picking up toys and placing them in a way that’s ready to be played with.</w:t>
+      </w:r>
+    </w:p>
+    <w:p>
+      <w:r>
+        <w:t>“you were the best dad”</w:t>
+      </w:r>
     </w:p>
     <w:sectPr>
       <w:pgSz w:w="11906" w:h="16838"/>
@@ -753,6 +800,18 @@
       <w:shd w:val="clear" w:color="auto" w:fill="E1DFDD"/>
     </w:rPr>
   </w:style>
+  <w:style w:type="character" w:styleId="FollowedHyperlink">
+    <w:name w:val="FollowedHyperlink"/>
+    <w:basedOn w:val="DefaultParagraphFont"/>
+    <w:uiPriority w:val="99"/>
+    <w:semiHidden/>
+    <w:unhideWhenUsed/>
+    <w:rsid w:val="00F14D7B"/>
+    <w:rPr>
+      <w:color w:val="954F72" w:themeColor="followedHyperlink"/>
+      <w:u w:val="single"/>
+    </w:rPr>
+  </w:style>
 </w:styles>
 </file>
 

--- a/Assets/Documentation/Reflective journal Game Poem 2.docx
+++ b/Assets/Documentation/Reflective journal Game Poem 2.docx
@@ -131,21 +131,7 @@
           <w:rPr>
             <w:rStyle w:val="Hyperlink"/>
           </w:rPr>
-          <w:t>Goetz, Keltner and Simon-T</w:t>
-        </w:r>
-        <w:bookmarkStart w:id="0" w:name="_GoBack"/>
-        <w:bookmarkEnd w:id="0"/>
-        <w:r>
-          <w:rPr>
-            <w:rStyle w:val="Hyperlink"/>
-          </w:rPr>
-          <w:t>h</w:t>
-        </w:r>
-        <w:r>
-          <w:rPr>
-            <w:rStyle w:val="Hyperlink"/>
-          </w:rPr>
-          <w:t>omas</w:t>
+          <w:t>Goetz, Keltner and Simon-Thomas</w:t>
         </w:r>
       </w:hyperlink>
       <w:r>
@@ -317,7 +303,15 @@
       </w:r>
     </w:p>
     <w:p>
-      <w:r>
+      <w:pPr>
+        <w:rPr>
+          <w:b/>
+        </w:rPr>
+      </w:pPr>
+      <w:r>
+        <w:rPr>
+          <w:b/>
+        </w:rPr>
         <w:t>11/06/2026 9:19am</w:t>
       </w:r>
     </w:p>
@@ -339,7 +333,273 @@
     </w:p>
     <w:p>
       <w:r>
+        <w:t xml:space="preserve">This phrase popped into my head: </w:t>
+      </w:r>
+      <w:r>
         <w:t>“you were the best dad”</w:t>
+      </w:r>
+      <w:r>
+        <w:t xml:space="preserve"> which could be a nice quote to end on but we’ll see.</w:t>
+      </w:r>
+    </w:p>
+    <w:p>
+      <w:pPr>
+        <w:rPr>
+          <w:b/>
+        </w:rPr>
+      </w:pPr>
+      <w:r>
+        <w:rPr>
+          <w:b/>
+        </w:rPr>
+        <w:t>29/06/2026 13:31</w:t>
+      </w:r>
+    </w:p>
+    <w:p>
+      <w:r>
+        <w:lastRenderedPageBreak/>
+        <w:t xml:space="preserve">I haven’t had much time to work on the game for a couple of weeks, but I did have a very interesting discussion with my colleague on how to design for </w:t>
+      </w:r>
+      <w:proofErr w:type="spellStart"/>
+      <w:r>
+        <w:t>bittersweetness</w:t>
+      </w:r>
+      <w:proofErr w:type="spellEnd"/>
+      <w:r>
+        <w:t>. I had mentioned that I wanted the player to slowly realise that they are controlling the 3</w:t>
+      </w:r>
+      <w:r>
+        <w:rPr>
+          <w:vertAlign w:val="superscript"/>
+        </w:rPr>
+        <w:t>rd</w:t>
+      </w:r>
+      <w:r>
+        <w:t xml:space="preserve"> person character through the lens of a 1</w:t>
+      </w:r>
+      <w:r>
+        <w:rPr>
+          <w:vertAlign w:val="superscript"/>
+        </w:rPr>
+        <w:t>st</w:t>
+      </w:r>
+      <w:r>
+        <w:t xml:space="preserve"> person camera, which is in fact the perspective of the deceased character. My colleague told me something that made a lot of sense, and that is the time taken for the player to realise what they are controlling. He also mentioned that we wouldn’t typically withhold information from the player that characters know. It’s usually the other way around, we want the players to understand what’s going on as quickly as possible. From this discussion, I realised that I needed to tweak my design slightly, rather than controlling the father character, the player would instead control the deceased character and I cue the player early on to make them realise this. This then reframes the whole game to be about connection and to try and reach out to the father figure. The controllable character then is a ghost that has come back temporarily to let the family know that they are okay, before leaving to a better place. We agreed that a fade to white could be a nice way to end the game, rather than fade to black, to signify “heaven” or some sort of positive afterlife.</w:t>
+      </w:r>
+    </w:p>
+    <w:p>
+      <w:r>
+        <w:t>The game therefore will contain three characters: the parents and a child that has died. To establish the tone early on, a brief</w:t>
+      </w:r>
+      <w:r>
+        <w:t xml:space="preserve"> introduction will play that depicts the parents arguing amidst their grief as the player onlooks. Once this introduction ends, a cue of some description will occur to signify to the player that they can now play the game. For example, the game might have two horizontal black bars, one on top and the other on the bottom of the screen, that scroll out of view, once the introduction ends.</w:t>
+      </w:r>
+    </w:p>
+    <w:p>
+      <w:r>
+        <w:t xml:space="preserve">The game will involve the player moving the character around the play space in order to find ways to connect with the grieving parents. This exploration is assisted through a simple </w:t>
+      </w:r>
+      <w:proofErr w:type="gramStart"/>
+      <w:r>
+        <w:t>goal oriented</w:t>
+      </w:r>
+      <w:proofErr w:type="gramEnd"/>
+      <w:r>
+        <w:t xml:space="preserve"> manner where elements of interactivity (e.g. a doorknob) call for attention via a sparkly particle effect. </w:t>
+      </w:r>
+      <w:proofErr w:type="spellStart"/>
+      <w:r>
+        <w:t>Diegetically</w:t>
+      </w:r>
+      <w:proofErr w:type="spellEnd"/>
+      <w:r>
+        <w:t>, this can represent a divine assistant that is helping you navigate the material world for a short time.</w:t>
+      </w:r>
+    </w:p>
+    <w:p>
+      <w:r>
+        <w:t>What I want to design for is to create the knowledge that the player and child are learning together. The player must think, “I am the child and I’ve come back in a ghostly form” for the sole reason of communicating with the parents to let them know they’re okay, before travelling to the afterlife.</w:t>
+      </w:r>
+    </w:p>
+    <w:p>
+      <w:r>
+        <w:t>For my upcoming iteration, since I now know that the player will be controlling a ghost, I can safely turn off most if not all collision elements. I think some areas will be gated by the divine assistant to aid in progression, but non-essential areas can be passed through. This does mean that the player could move the ghost through the walls of the house itself. I plan to control for this by further providing the player with a visual cue that signifies that they are not from the material world anymore. For example, an infinite expanse</w:t>
+      </w:r>
+      <w:r>
+        <w:t xml:space="preserve"> or looping forest if they attempt to walk away from the house. Similar to the fog in the film, The Others, creating a sort of limbo</w:t>
+      </w:r>
+      <w:r>
+        <w:t>.</w:t>
+      </w:r>
+    </w:p>
+    <w:p>
+      <w:r>
+        <w:t>As for letting the parents know they’re okay, I need to design for some sort of mechanic that helps emphasise this. My current idea is to have the player interact with a physical object, like a vase, to slowly push it, in order to get the parent’s attention. What needs more thought right now though, is how to make the parents know whereabouts the player is. Maybe a tug at the dad’s trouser leg. Or maybe a button prompt that switches perspective to the parent. Perhaps the water in the vase creates a faint reflection of the child</w:t>
+      </w:r>
+      <w:r>
+        <w:t>.</w:t>
+      </w:r>
+    </w:p>
+    <w:p>
+      <w:pPr>
+        <w:rPr>
+          <w:b/>
+        </w:rPr>
+      </w:pPr>
+      <w:r>
+        <w:rPr>
+          <w:b/>
+        </w:rPr>
+        <w:t>30/06/2026 09:47am</w:t>
+      </w:r>
+    </w:p>
+    <w:p>
+      <w:r>
+        <w:t xml:space="preserve">I’ve added black bars as a visual cue to start moving, but this will be </w:t>
+      </w:r>
+      <w:proofErr w:type="spellStart"/>
+      <w:r>
+        <w:t>playtested</w:t>
+      </w:r>
+      <w:proofErr w:type="spellEnd"/>
+      <w:r>
+        <w:t xml:space="preserve"> once I finish designing the opening segment. It initially looked too dark and not obvious, so changing the lights </w:t>
+      </w:r>
+      <w:r>
+        <w:lastRenderedPageBreak/>
+        <w:t xml:space="preserve">from baked to </w:t>
+      </w:r>
+      <w:proofErr w:type="spellStart"/>
+      <w:r>
+        <w:t>realtime</w:t>
+      </w:r>
+      <w:proofErr w:type="spellEnd"/>
+      <w:r>
+        <w:t xml:space="preserve"> fixed this as this made the in-game lighting contrast better with them. Now I need to design the opening dialogue for the game. This needs to be the parents arguing amidst their grief to help communicate to the player that someone has died (they do not know it’s them yet). This part is crucial to get right, as otherwise the rest of the game </w:t>
+      </w:r>
+      <w:proofErr w:type="gramStart"/>
+      <w:r>
+        <w:t>wont</w:t>
+      </w:r>
+      <w:proofErr w:type="gramEnd"/>
+      <w:r>
+        <w:t xml:space="preserve"> make any sense. Once they assume control of the player-character it should then become immediately obvious, or at least obvious once the mechanics reinforce this (e.g. being able to move through physical objects, reflection not appearing in the mirror etc).</w:t>
+      </w:r>
+    </w:p>
+    <w:p>
+      <w:r>
+        <w:t>Here’s my first draft dialogue:</w:t>
+      </w:r>
+    </w:p>
+    <w:p>
+      <w:r>
+        <w:t xml:space="preserve">Mother: “He only ever knew love, but I feel so alone because you </w:t>
+      </w:r>
+      <w:proofErr w:type="spellStart"/>
+      <w:r>
+        <w:t>wont</w:t>
+      </w:r>
+      <w:proofErr w:type="spellEnd"/>
+      <w:r>
+        <w:t xml:space="preserve"> talk to me”</w:t>
+      </w:r>
+    </w:p>
+    <w:p>
+      <w:r>
+        <w:t>Father: “I’m grieving too”</w:t>
+      </w:r>
+    </w:p>
+    <w:p>
+      <w:r>
+        <w:t>Mother: “It feels like you’ve moved on already”</w:t>
+      </w:r>
+    </w:p>
+    <w:p>
+      <w:r>
+        <w:t>Father: “That’s not true, I think about him often. Sometimes I talk with him in my head”</w:t>
+      </w:r>
+    </w:p>
+    <w:p>
+      <w:r>
+        <w:t>Mother: “What do you say?”</w:t>
+      </w:r>
+    </w:p>
+    <w:p>
+      <w:r>
+        <w:t xml:space="preserve">Father: “I tell him about my day and </w:t>
+      </w:r>
+      <w:r>
+        <w:t>say that I hope he’s doing okay”</w:t>
+      </w:r>
+    </w:p>
+    <w:p>
+      <w:r>
+        <w:t>Mother: “He only ever knew love”</w:t>
+      </w:r>
+    </w:p>
+    <w:p>
+      <w:pPr>
+        <w:rPr>
+          <w:b/>
+        </w:rPr>
+      </w:pPr>
+      <w:r>
+        <w:rPr>
+          <w:b/>
+        </w:rPr>
+        <w:t>01/07/2026 10:04</w:t>
+      </w:r>
+    </w:p>
+    <w:p>
+      <w:r>
+        <w:t>To really sell the idea that a child has passed away, I have spent some time mocking up some family photos and spreading them around the house for players to notice. Here is an example screenshot of several:</w:t>
+      </w:r>
+      <w:bookmarkStart w:id="0" w:name="_GoBack"/>
+      <w:bookmarkEnd w:id="0"/>
+    </w:p>
+    <w:p>
+      <w:r>
+        <w:lastRenderedPageBreak/>
+        <w:drawing>
+          <wp:inline distT="0" distB="0" distL="0" distR="0" wp14:anchorId="102DBE52" wp14:editId="7E84F0CB">
+            <wp:extent cx="5731510" cy="4831715"/>
+            <wp:effectExtent l="0" t="0" r="2540" b="6985"/>
+            <wp:docPr id="2" name="Picture 2"/>
+            <wp:cNvGraphicFramePr>
+              <a:graphicFrameLocks xmlns:a="http://schemas.openxmlformats.org/drawingml/2006/main" noChangeAspect="1"/>
+            </wp:cNvGraphicFramePr>
+            <a:graphic xmlns:a="http://schemas.openxmlformats.org/drawingml/2006/main">
+              <a:graphicData uri="http://schemas.openxmlformats.org/drawingml/2006/picture">
+                <pic:pic xmlns:pic="http://schemas.openxmlformats.org/drawingml/2006/picture">
+                  <pic:nvPicPr>
+                    <pic:cNvPr id="1" name=""/>
+                    <pic:cNvPicPr/>
+                  </pic:nvPicPr>
+                  <pic:blipFill>
+                    <a:blip r:embed="rId11"/>
+                    <a:stretch>
+                      <a:fillRect/>
+                    </a:stretch>
+                  </pic:blipFill>
+                  <pic:spPr>
+                    <a:xfrm>
+                      <a:off x="0" y="0"/>
+                      <a:ext cx="5731510" cy="4831715"/>
+                    </a:xfrm>
+                    <a:prstGeom prst="rect">
+                      <a:avLst/>
+                    </a:prstGeom>
+                  </pic:spPr>
+                </pic:pic>
+              </a:graphicData>
+            </a:graphic>
+          </wp:inline>
+        </w:drawing>
+      </w:r>
+    </w:p>
+    <w:p>
+      <w:r>
+        <w:t>This is also from the player’s perspective, so this is what it would look like in-game.</w:t>
       </w:r>
     </w:p>
     <w:sectPr>

--- a/Assets/Documentation/Reflective journal Game Poem 2.docx
+++ b/Assets/Documentation/Reflective journal Game Poem 2.docx
@@ -554,11 +554,12 @@
       <w:r>
         <w:t>To really sell the idea that a child has passed away, I have spent some time mocking up some family photos and spreading them around the house for players to notice. Here is an example screenshot of several:</w:t>
       </w:r>
-      <w:bookmarkStart w:id="0" w:name="_GoBack"/>
-      <w:bookmarkEnd w:id="0"/>
-    </w:p>
-    <w:p>
-      <w:r>
+    </w:p>
+    <w:p>
+      <w:r>
+        <w:rPr>
+          <w:noProof/>
+        </w:rPr>
         <w:lastRenderedPageBreak/>
         <w:drawing>
           <wp:inline distT="0" distB="0" distL="0" distR="0" wp14:anchorId="102DBE52" wp14:editId="7E84F0CB">
@@ -602,6 +603,259 @@
         <w:t>This is also from the player’s perspective, so this is what it would look like in-game.</w:t>
       </w:r>
     </w:p>
+    <w:p>
+      <w:pPr>
+        <w:rPr>
+          <w:b/>
+        </w:rPr>
+      </w:pPr>
+      <w:r>
+        <w:rPr>
+          <w:b/>
+        </w:rPr>
+        <w:t>28/09/2026 13:12</w:t>
+      </w:r>
+    </w:p>
+    <w:p>
+      <w:r>
+        <w:t xml:space="preserve">After a </w:t>
+      </w:r>
+      <w:proofErr w:type="gramStart"/>
+      <w:r>
+        <w:t>2 month</w:t>
+      </w:r>
+      <w:proofErr w:type="gramEnd"/>
+      <w:r>
+        <w:t xml:space="preserve"> hiatus from being on annual leave I’m back developing the game. </w:t>
+      </w:r>
+      <w:r>
+        <w:t xml:space="preserve">The first prototype of pushing a white box toward a desired location is complete. Mechanically and thematically, this works, but I’m left wondering whether the timing approach is enough to convey the struggle of pushing something from another dimension. Repeated tapping could be a way to convey struggle. Additionally, I think I need some visual feedback in the form of hands appearing, as if the player character is reaching out and pushing the object. These hands can be </w:t>
+      </w:r>
+      <w:r>
+        <w:t>ghostly/spectral and will eventually be shown again during the final scene of the game where the player character reaches out to hold their parent’s hands.</w:t>
+      </w:r>
+    </w:p>
+    <w:p>
+      <w:r>
+        <w:t>My first pass on these hands look like this:</w:t>
+      </w:r>
+    </w:p>
+    <w:p>
+      <w:pPr>
+        <w:jc w:val="center"/>
+      </w:pPr>
+      <w:r>
+        <w:rPr>
+          <w:noProof/>
+        </w:rPr>
+        <w:lastRenderedPageBreak/>
+        <w:drawing>
+          <wp:inline distT="0" distB="0" distL="0" distR="0">
+            <wp:extent cx="3921916" cy="3486150"/>
+            <wp:effectExtent l="0" t="0" r="0" b="0"/>
+            <wp:docPr id="5" name="Picture 5"/>
+            <wp:cNvGraphicFramePr>
+              <a:graphicFrameLocks xmlns:a="http://schemas.openxmlformats.org/drawingml/2006/main" noChangeAspect="1"/>
+            </wp:cNvGraphicFramePr>
+            <a:graphic xmlns:a="http://schemas.openxmlformats.org/drawingml/2006/main">
+              <a:graphicData uri="http://schemas.openxmlformats.org/drawingml/2006/picture">
+                <pic:pic xmlns:pic="http://schemas.openxmlformats.org/drawingml/2006/picture">
+                  <pic:nvPicPr>
+                    <pic:cNvPr id="5" name="ghost hands.png"/>
+                    <pic:cNvPicPr/>
+                  </pic:nvPicPr>
+                  <pic:blipFill>
+                    <a:blip r:embed="rId12">
+                      <a:extLst>
+                        <a:ext uri="{28A0092B-C50C-407E-A947-70E740481C1C}">
+                          <a14:useLocalDpi xmlns:a14="http://schemas.microsoft.com/office/drawing/2010/main" val="0"/>
+                        </a:ext>
+                      </a:extLst>
+                    </a:blip>
+                    <a:stretch>
+                      <a:fillRect/>
+                    </a:stretch>
+                  </pic:blipFill>
+                  <pic:spPr>
+                    <a:xfrm>
+                      <a:off x="0" y="0"/>
+                      <a:ext cx="3930555" cy="3493829"/>
+                    </a:xfrm>
+                    <a:prstGeom prst="rect">
+                      <a:avLst/>
+                    </a:prstGeom>
+                  </pic:spPr>
+                </pic:pic>
+              </a:graphicData>
+            </a:graphic>
+          </wp:inline>
+        </w:drawing>
+      </w:r>
+    </w:p>
+    <w:p>
+      <w:r>
+        <w:t>These were created using the GIMP software and I just took my character’s hands, added a glow and lowered the opacity.</w:t>
+      </w:r>
+    </w:p>
+    <w:p>
+      <w:r>
+        <w:t xml:space="preserve">I am currently prototyping a slightly different approach to the push mechanic. Instead of timing a </w:t>
+      </w:r>
+      <w:r>
+        <w:t>rectangle that moves up the screen, I am making it so that a ring slowly descends from outside the screen and into the centre, lining up with a white circle:</w:t>
+      </w:r>
+    </w:p>
+    <w:p>
+      <w:r>
+        <w:drawing>
+          <wp:inline distT="0" distB="0" distL="0" distR="0" wp14:anchorId="415B1435" wp14:editId="11BD26A2">
+            <wp:extent cx="4152900" cy="3846931"/>
+            <wp:effectExtent l="0" t="0" r="0" b="1270"/>
+            <wp:docPr id="6" name="Picture 6"/>
+            <wp:cNvGraphicFramePr>
+              <a:graphicFrameLocks xmlns:a="http://schemas.openxmlformats.org/drawingml/2006/main" noChangeAspect="1"/>
+            </wp:cNvGraphicFramePr>
+            <a:graphic xmlns:a="http://schemas.openxmlformats.org/drawingml/2006/main">
+              <a:graphicData uri="http://schemas.openxmlformats.org/drawingml/2006/picture">
+                <pic:pic xmlns:pic="http://schemas.openxmlformats.org/drawingml/2006/picture">
+                  <pic:nvPicPr>
+                    <pic:cNvPr id="1" name=""/>
+                    <pic:cNvPicPr/>
+                  </pic:nvPicPr>
+                  <pic:blipFill>
+                    <a:blip r:embed="rId13"/>
+                    <a:stretch>
+                      <a:fillRect/>
+                    </a:stretch>
+                  </pic:blipFill>
+                  <pic:spPr>
+                    <a:xfrm>
+                      <a:off x="0" y="0"/>
+                      <a:ext cx="4163174" cy="3856448"/>
+                    </a:xfrm>
+                    <a:prstGeom prst="rect">
+                      <a:avLst/>
+                    </a:prstGeom>
+                  </pic:spPr>
+                </pic:pic>
+              </a:graphicData>
+            </a:graphic>
+          </wp:inline>
+        </w:drawing>
+      </w:r>
+    </w:p>
+    <w:p>
+      <w:r>
+        <w:lastRenderedPageBreak/>
+        <w:t xml:space="preserve">Obvious usability issues aside with the ring colour, this approach more accurately represents pushing from the player character’s perspective. With the added spectral </w:t>
+      </w:r>
+      <w:proofErr w:type="gramStart"/>
+      <w:r>
+        <w:t>hands</w:t>
+      </w:r>
+      <w:proofErr w:type="gramEnd"/>
+      <w:r>
+        <w:t xml:space="preserve"> it looks something like this on button press:</w:t>
+      </w:r>
+    </w:p>
+    <w:p>
+      <w:r>
+        <w:drawing>
+          <wp:inline distT="0" distB="0" distL="0" distR="0" wp14:anchorId="57E8E59C" wp14:editId="2E10C05B">
+            <wp:extent cx="4143953" cy="4544059"/>
+            <wp:effectExtent l="0" t="0" r="9525" b="9525"/>
+            <wp:docPr id="7" name="Picture 7"/>
+            <wp:cNvGraphicFramePr>
+              <a:graphicFrameLocks xmlns:a="http://schemas.openxmlformats.org/drawingml/2006/main" noChangeAspect="1"/>
+            </wp:cNvGraphicFramePr>
+            <a:graphic xmlns:a="http://schemas.openxmlformats.org/drawingml/2006/main">
+              <a:graphicData uri="http://schemas.openxmlformats.org/drawingml/2006/picture">
+                <pic:pic xmlns:pic="http://schemas.openxmlformats.org/drawingml/2006/picture">
+                  <pic:nvPicPr>
+                    <pic:cNvPr id="1" name=""/>
+                    <pic:cNvPicPr/>
+                  </pic:nvPicPr>
+                  <pic:blipFill>
+                    <a:blip r:embed="rId14"/>
+                    <a:stretch>
+                      <a:fillRect/>
+                    </a:stretch>
+                  </pic:blipFill>
+                  <pic:spPr>
+                    <a:xfrm>
+                      <a:off x="0" y="0"/>
+                      <a:ext cx="4143953" cy="4544059"/>
+                    </a:xfrm>
+                    <a:prstGeom prst="rect">
+                      <a:avLst/>
+                    </a:prstGeom>
+                  </pic:spPr>
+                </pic:pic>
+              </a:graphicData>
+            </a:graphic>
+          </wp:inline>
+        </w:drawing>
+      </w:r>
+    </w:p>
+    <w:p>
+      <w:bookmarkStart w:id="0" w:name="_GoBack"/>
+      <w:bookmarkEnd w:id="0"/>
+    </w:p>
+    <w:p>
+      <w:r>
+        <w:t>Below is a photo I took of my colleague’s design thoughts when I spoke with him initially, and these helped to frame the game’s first iteration moving forward:</w:t>
+      </w:r>
+    </w:p>
+    <w:p>
+      <w:r>
+        <w:rPr>
+          <w:noProof/>
+        </w:rPr>
+        <w:lastRenderedPageBreak/>
+        <w:drawing>
+          <wp:inline distT="0" distB="0" distL="0" distR="0">
+            <wp:extent cx="5731510" cy="8107045"/>
+            <wp:effectExtent l="0" t="0" r="2540" b="8255"/>
+            <wp:docPr id="3" name="Picture 3"/>
+            <wp:cNvGraphicFramePr>
+              <a:graphicFrameLocks xmlns:a="http://schemas.openxmlformats.org/drawingml/2006/main" noChangeAspect="1"/>
+            </wp:cNvGraphicFramePr>
+            <a:graphic xmlns:a="http://schemas.openxmlformats.org/drawingml/2006/main">
+              <a:graphicData uri="http://schemas.openxmlformats.org/drawingml/2006/picture">
+                <pic:pic xmlns:pic="http://schemas.openxmlformats.org/drawingml/2006/picture">
+                  <pic:nvPicPr>
+                    <pic:cNvPr id="3" name="Design notes.png"/>
+                    <pic:cNvPicPr/>
+                  </pic:nvPicPr>
+                  <pic:blipFill>
+                    <a:blip r:embed="rId15">
+                      <a:extLst>
+                        <a:ext uri="{28A0092B-C50C-407E-A947-70E740481C1C}">
+                          <a14:useLocalDpi xmlns:a14="http://schemas.microsoft.com/office/drawing/2010/main" val="0"/>
+                        </a:ext>
+                      </a:extLst>
+                    </a:blip>
+                    <a:stretch>
+                      <a:fillRect/>
+                    </a:stretch>
+                  </pic:blipFill>
+                  <pic:spPr>
+                    <a:xfrm>
+                      <a:off x="0" y="0"/>
+                      <a:ext cx="5731510" cy="8107045"/>
+                    </a:xfrm>
+                    <a:prstGeom prst="rect">
+                      <a:avLst/>
+                    </a:prstGeom>
+                  </pic:spPr>
+                </pic:pic>
+              </a:graphicData>
+            </a:graphic>
+          </wp:inline>
+        </w:drawing>
+      </w:r>
+    </w:p>
+    <w:p/>
     <w:sectPr>
       <w:pgSz w:w="11906" w:h="16838"/>
       <w:pgMar w:top="1440" w:right="1440" w:bottom="1440" w:left="1440" w:header="708" w:footer="708" w:gutter="0"/>
